--- a/klagomål/A 60367-2025 FSC-klagomål.docx
+++ b/klagomål/A 60367-2025 FSC-klagomål.docx
@@ -1322,7 +1322,7 @@
     <w:r>
       <w:tab/>
       <w:tab/>
-      <w:t>2025-12-19</w:t>
+      <w:t>2025-12-20</w:t>
       <w:br/>
       <w:br/>
     </w:r>

--- a/klagomål/A 60367-2025 FSC-klagomål.docx
+++ b/klagomål/A 60367-2025 FSC-klagomål.docx
@@ -1322,7 +1322,7 @@
     <w:r>
       <w:tab/>
       <w:tab/>
-      <w:t>2025-12-20</w:t>
+      <w:t>2025-12-21</w:t>
       <w:br/>
       <w:br/>
     </w:r>

--- a/klagomål/A 60367-2025 FSC-klagomål.docx
+++ b/klagomål/A 60367-2025 FSC-klagomål.docx
@@ -1322,7 +1322,7 @@
     <w:r>
       <w:tab/>
       <w:tab/>
-      <w:t>2025-12-21</w:t>
+      <w:t>2025-12-22</w:t>
       <w:br/>
       <w:br/>
     </w:r>

--- a/klagomål/A 60367-2025 FSC-klagomål.docx
+++ b/klagomål/A 60367-2025 FSC-klagomål.docx
@@ -1322,7 +1322,7 @@
     <w:r>
       <w:tab/>
       <w:tab/>
-      <w:t>2025-12-22</w:t>
+      <w:t>2025-12-26</w:t>
       <w:br/>
       <w:br/>
     </w:r>

--- a/klagomål/A 60367-2025 FSC-klagomål.docx
+++ b/klagomål/A 60367-2025 FSC-klagomål.docx
@@ -1322,7 +1322,7 @@
     <w:r>
       <w:tab/>
       <w:tab/>
-      <w:t>2026-01-07</w:t>
+      <w:t>2026-01-08</w:t>
       <w:br/>
       <w:br/>
     </w:r>

--- a/klagomål/A 60367-2025 FSC-klagomål.docx
+++ b/klagomål/A 60367-2025 FSC-klagomål.docx
@@ -1322,7 +1322,7 @@
     <w:r>
       <w:tab/>
       <w:tab/>
-      <w:t>2026-01-08</w:t>
+      <w:t>2026-01-09</w:t>
       <w:br/>
       <w:br/>
     </w:r>

--- a/klagomål/A 60367-2025 FSC-klagomål.docx
+++ b/klagomål/A 60367-2025 FSC-klagomål.docx
@@ -1322,7 +1322,7 @@
     <w:r>
       <w:tab/>
       <w:tab/>
-      <w:t>2026-01-09</w:t>
+      <w:t>2026-01-10</w:t>
       <w:br/>
       <w:br/>
     </w:r>

--- a/klagomål/A 60367-2025 FSC-klagomål.docx
+++ b/klagomål/A 60367-2025 FSC-klagomål.docx
@@ -1322,7 +1322,7 @@
     <w:r>
       <w:tab/>
       <w:tab/>
-      <w:t>2026-01-10</w:t>
+      <w:t>2026-01-11</w:t>
       <w:br/>
       <w:br/>
     </w:r>

--- a/klagomål/A 60367-2025 FSC-klagomål.docx
+++ b/klagomål/A 60367-2025 FSC-klagomål.docx
@@ -1322,7 +1322,7 @@
     <w:r>
       <w:tab/>
       <w:tab/>
-      <w:t>2026-01-11</w:t>
+      <w:t>2026-01-12</w:t>
       <w:br/>
       <w:br/>
     </w:r>

--- a/klagomål/A 60367-2025 FSC-klagomål.docx
+++ b/klagomål/A 60367-2025 FSC-klagomål.docx
@@ -1322,7 +1322,7 @@
     <w:r>
       <w:tab/>
       <w:tab/>
-      <w:t>2026-01-12</w:t>
+      <w:t>2026-01-13</w:t>
       <w:br/>
       <w:br/>
     </w:r>

--- a/klagomål/A 60367-2025 FSC-klagomål.docx
+++ b/klagomål/A 60367-2025 FSC-klagomål.docx
@@ -1322,7 +1322,7 @@
     <w:r>
       <w:tab/>
       <w:tab/>
-      <w:t>2026-01-13</w:t>
+      <w:t>2026-01-14</w:t>
       <w:br/>
       <w:br/>
     </w:r>

--- a/klagomål/A 60367-2025 FSC-klagomål.docx
+++ b/klagomål/A 60367-2025 FSC-klagomål.docx
@@ -1322,7 +1322,7 @@
     <w:r>
       <w:tab/>
       <w:tab/>
-      <w:t>2026-01-14</w:t>
+      <w:t>2026-01-15</w:t>
       <w:br/>
       <w:br/>
     </w:r>

--- a/klagomål/A 60367-2025 FSC-klagomål.docx
+++ b/klagomål/A 60367-2025 FSC-klagomål.docx
@@ -1322,7 +1322,7 @@
     <w:r>
       <w:tab/>
       <w:tab/>
-      <w:t>2026-01-15</w:t>
+      <w:t>2026-01-16</w:t>
       <w:br/>
       <w:br/>
     </w:r>

--- a/klagomål/A 60367-2025 FSC-klagomål.docx
+++ b/klagomål/A 60367-2025 FSC-klagomål.docx
@@ -1322,7 +1322,7 @@
     <w:r>
       <w:tab/>
       <w:tab/>
-      <w:t>2026-01-16</w:t>
+      <w:t>2026-01-17</w:t>
       <w:br/>
       <w:br/>
     </w:r>

--- a/klagomål/A 60367-2025 FSC-klagomål.docx
+++ b/klagomål/A 60367-2025 FSC-klagomål.docx
@@ -1322,7 +1322,7 @@
     <w:r>
       <w:tab/>
       <w:tab/>
-      <w:t>2026-01-17</w:t>
+      <w:t>2026-01-18</w:t>
       <w:br/>
       <w:br/>
     </w:r>
